--- a/Документация/Приложение Г.docx
+++ b/Документация/Приложение Г.docx
@@ -167,16 +167,7 @@
           <w:sz w:val="28"/>
           <w:szCs w:val="28"/>
         </w:rPr>
-        <w:t xml:space="preserve">  </w:t>
-      </w:r>
-      <w:r>
-        <w:rPr>
-          <w:b/>
-          <w:bCs/>
-          <w:sz w:val="28"/>
-          <w:szCs w:val="28"/>
-        </w:rPr>
-        <w:t>Приложение Г</w:t>
+        <w:t xml:space="preserve">  Приложение Г</w:t>
       </w:r>
     </w:p>
     <w:p>
@@ -5377,6 +5368,97 @@
           </w:p>
         </w:tc>
       </w:tr>
+    </w:tbl>
+    <w:p>
+      <w:pPr>
+        <w:rPr>
+          <w:lang w:val="en-US"/>
+        </w:rPr>
+      </w:pPr>
+    </w:p>
+    <w:p>
+      <w:pPr>
+        <w:rPr>
+          <w:lang w:val="en-US"/>
+        </w:rPr>
+      </w:pPr>
+    </w:p>
+    <w:p>
+      <w:pPr>
+        <w:rPr>
+          <w:lang w:val="en-US"/>
+        </w:rPr>
+      </w:pPr>
+    </w:p>
+    <w:p>
+      <w:pPr>
+        <w:rPr>
+          <w:lang w:val="en-US"/>
+        </w:rPr>
+      </w:pPr>
+    </w:p>
+    <w:p>
+      <w:pPr>
+        <w:rPr>
+          <w:lang w:val="en-US"/>
+        </w:rPr>
+      </w:pPr>
+    </w:p>
+    <w:p>
+      <w:pPr>
+        <w:rPr>
+          <w:lang w:val="en-US"/>
+        </w:rPr>
+      </w:pPr>
+    </w:p>
+    <w:p>
+      <w:pPr>
+        <w:rPr>
+          <w:lang w:val="en-US"/>
+        </w:rPr>
+      </w:pPr>
+    </w:p>
+    <w:p>
+      <w:pPr>
+        <w:rPr>
+          <w:lang w:val="en-US"/>
+        </w:rPr>
+      </w:pPr>
+    </w:p>
+    <w:p>
+      <w:pPr>
+        <w:rPr>
+          <w:lang w:val="en-US"/>
+        </w:rPr>
+      </w:pPr>
+    </w:p>
+    <w:p>
+      <w:r>
+        <w:lastRenderedPageBreak/>
+        <w:t xml:space="preserve">Продолжение таблицы 1 </w:t>
+      </w:r>
+    </w:p>
+    <w:p/>
+    <w:tbl>
+      <w:tblPr>
+        <w:tblStyle w:val="TableGrid"/>
+        <w:tblW w:w="12900" w:type="dxa"/>
+        <w:tblBorders>
+          <w:top w:val="single" w:sz="8" w:space="0" w:color="auto"/>
+          <w:left w:val="single" w:sz="8" w:space="0" w:color="auto"/>
+          <w:bottom w:val="single" w:sz="8" w:space="0" w:color="auto"/>
+          <w:right w:val="single" w:sz="8" w:space="0" w:color="auto"/>
+        </w:tblBorders>
+        <w:tblLook w:val="0000" w:firstRow="0" w:lastRow="0" w:firstColumn="0" w:lastColumn="0" w:noHBand="0" w:noVBand="0"/>
+      </w:tblPr>
+      <w:tblGrid>
+        <w:gridCol w:w="900"/>
+        <w:gridCol w:w="1400"/>
+        <w:gridCol w:w="4200"/>
+        <w:gridCol w:w="3800"/>
+        <w:gridCol w:w="1500"/>
+        <w:gridCol w:w="1100"/>
+      </w:tblGrid>
       <w:tr>
         <w:tc>
           <w:tcPr>
@@ -5574,13 +5656,6 @@
                 <w:szCs w:val="20"/>
               </w:rPr>
               <w:br/>
-            </w:r>
-            <w:r>
-              <w:rPr>
-                <w:sz w:val="20"/>
-                <w:szCs w:val="20"/>
-              </w:rPr>
-              <w:lastRenderedPageBreak/>
               <w:t>3. Нижняя часть панели отделена границей от основного содержимого.</w:t>
             </w:r>
           </w:p>
@@ -5598,7 +5673,6 @@
                 <w:sz w:val="20"/>
                 <w:szCs w:val="20"/>
               </w:rPr>
-              <w:lastRenderedPageBreak/>
               <w:t>Соответствует</w:t>
             </w:r>
           </w:p>
